--- a/docs/feature/authentication/3-2-8-sign-out/spec.docx
+++ b/docs/feature/authentication/3-2-8-sign-out/spec.docx
@@ -8,7 +8,7 @@
           <w:b/>
           <w:sz w:val="26"/>
         </w:rPr>
-        <w:t>FR 3.2.8 Sign Out (Logout)</w:t>
+        <w:t>FR 3.2.8 Sign Out</w:t>
       </w:r>
     </w:p>
     <w:p>
@@ -22,7 +22,7 @@
     </w:p>
     <w:p>
       <w:r>
-        <w:t>User đã đăng nhập bấm nút Sign Out trên giao diện.</w:t>
+        <w:t>Begins when a signed-in user activates Sign Out.</w:t>
       </w:r>
     </w:p>
     <w:p>
@@ -48,7 +48,7 @@
         <w:t xml:space="preserve">Actors / Roles: </w:t>
       </w:r>
       <w:r>
-        <w:t>USER (đã đăng nhập).</w:t>
+        <w:t>USER who is signed in.</w:t>
       </w:r>
     </w:p>
     <w:p>
@@ -65,7 +65,7 @@
         <w:t xml:space="preserve">Purpose: </w:t>
       </w:r>
       <w:r>
-        <w:t>Đăng xuất user khỏi thiết bị hiện tại (revoke token) và lưu lại phương thức đăng nhập lần cuối để gợi ý ở lần đăng nhập kế tiếp.</w:t>
+        <w:t>End the current session by invalidating its tokens, and remember the sign-in method used so that the next visit is faster.</w:t>
       </w:r>
     </w:p>
     <w:p>
@@ -82,7 +82,7 @@
         <w:t xml:space="preserve">Interface: </w:t>
       </w:r>
       <w:r>
-        <w:t>POST /api/v1/auth/logout — header Authorization: Bearer {accessToken}, cookie refreshToken, header tùy chọn X-Request-Id, X-Forwarded-For, User-Agent.</w:t>
+        <w:t>Sign Out action available to a signed-in user; afterwards the screen returns to /login and highlights the method used last.</w:t>
       </w:r>
     </w:p>
     <w:p>
@@ -99,7 +99,7 @@
         <w:t xml:space="preserve">Data Processing: </w:t>
       </w:r>
       <w:r>
-        <w:t>Blacklist access token (Redis jwt:blacklist:{jti}), blacklist refresh token nếu có, xóa cookie refreshToken (maxAge=0), ghi audit log LOGOUT nếu resolve được userId từ access token.</w:t>
+        <w:t>The system invalidates the current access token and the current refresh token, clears the refresh cookie, records the sign-out event, and the screen stores the last sign-in method locally.</w:t>
       </w:r>
     </w:p>
     <w:p>
@@ -113,7 +113,7 @@
     </w:p>
     <w:p>
       <w:r>
-        <w:t>Không có màn hình riêng — action từ menu user, sau đó redirect về /login.</w:t>
+        <w:t>Figure — Sign Out:</w:t>
       </w:r>
     </w:p>
     <w:p>
@@ -124,7 +124,7 @@
         <w:t xml:space="preserve">-  </w:t>
       </w:r>
       <w:r>
-        <w:t>Nút Sign Out ở menu user/avatar.</w:t>
+        <w:t>Entry point: Sign Out action in the account menu.</w:t>
       </w:r>
     </w:p>
     <w:p>
@@ -135,7 +135,7 @@
         <w:t xml:space="preserve">-  </w:t>
       </w:r>
       <w:r>
-        <w:t>Sau khi logout, redirect /login và hiển thị badge 'Đã dùng lần trước' ở phương thức đăng nhập gần nhất (lastUsedLoginMethod, lưu ở FE local storage).</w:t>
+        <w:t>The screen returns to /login and highlights the button matching the method used last, for example with a "Used last time" badge.</w:t>
       </w:r>
     </w:p>
     <w:p>
@@ -160,7 +160,7 @@
         <w:t xml:space="preserve">Input required: </w:t>
       </w:r>
       <w:r>
-        <w:t>Access token (Bearer header) + refresh token (cookie, optional).</w:t>
+        <w:t>the current access token and the current refresh token.</w:t>
       </w:r>
     </w:p>
     <w:p>
@@ -171,7 +171,7 @@
         <w:t xml:space="preserve">System data: </w:t>
       </w:r>
       <w:r>
-        <w:t>Redis JWT blacklist; bảng audit_logs (PostgreSQL) — userId/action/resourceType/resourceId, cộng thêm ipAddress (cột ip_address, VARCHAR 45) và userAgent (cột user_agent, VARCHAR 512).</w:t>
+        <w:t>userId, token identifier, the recorded sign-out event with its source address and client description.</w:t>
       </w:r>
     </w:p>
     <w:p>
@@ -182,7 +182,7 @@
         <w:t xml:space="preserve">Output: </w:t>
       </w:r>
       <w:r>
-        <w:t>200 { success: true, data: null } kèm Set-Cookie xóa refreshToken. Hoặc 401 INVALID_CREDENTIALS nếu thiếu/sai header Authorization.</w:t>
+        <w:t>no data; the refresh cookie is cleared.</w:t>
       </w:r>
     </w:p>
     <w:p>
@@ -198,7 +198,7 @@
         <w:t xml:space="preserve">BR-01: </w:t>
       </w:r>
       <w:r>
-        <w:t>Logout luôn idempotent với access token hết hạn/invalid — không throw lỗi, vẫn coi là thành công (200).</w:t>
+        <w:t>A missing or malformed access token → 401 INVALID_CREDENTIALS.</w:t>
       </w:r>
     </w:p>
     <w:p>
@@ -209,7 +209,7 @@
         <w:t xml:space="preserve">BR-02: </w:t>
       </w:r>
       <w:r>
-        <w:t>Nếu access token hết hạn/invalid, service vẫn cố blacklist refresh token (nếu có) trước khi trả về.</w:t>
+        <w:t>An expired or otherwise unusable access token is not an error: the sign-out still reports success.</w:t>
       </w:r>
     </w:p>
     <w:p>
@@ -220,7 +220,7 @@
         <w:t xml:space="preserve">BR-03: </w:t>
       </w:r>
       <w:r>
-        <w:t>Chỉ ghi audit log LOGOUT khi parse được userId hợp lệ từ access token; không ghi nếu access token đã invalid.</w:t>
+        <w:t>The current access token and the current refresh token are both invalidated; an unusable token is skipped without failing the request.</w:t>
       </w:r>
     </w:p>
     <w:p>
@@ -231,7 +231,7 @@
         <w:t xml:space="preserve">BR-04: </w:t>
       </w:r>
       <w:r>
-        <w:t>ipAddress (header X-Forwarded-For) và userAgent (header User-Agent) nhận qua header VÀ được lưu vào audit log — AuditLog có field ipAddress/userAgent, migration brandhub-infrastructure/scripts/migrations/2026-09-23-audit-log-ip-user-agent.sql.</w:t>
+        <w:t>The sign-out event is recorded only when the access token yields a user identity; otherwise nothing is recorded while success is still reported.</w:t>
       </w:r>
     </w:p>
     <w:p>
@@ -242,7 +242,7 @@
         <w:t xml:space="preserve">BR-05: </w:t>
       </w:r>
       <w:r>
-        <w:t>Chỉ revoke refresh token của thiết bị hiện tại — không ảnh hưởng các thiết bị khác đang đăng nhập.</w:t>
+        <w:t>A sign-out affects only the device it was performed on; refresh tokens held by other devices stay valid, unlike a password change which invalidates them all.</w:t>
       </w:r>
     </w:p>
     <w:p>
@@ -253,7 +253,7 @@
         <w:t xml:space="preserve">BR-06: </w:t>
       </w:r>
       <w:r>
-        <w:t>lastUsedLoginMethod là thuần FE (local storage), không có API/backend nào liên quan trong phạm vi FR này.</w:t>
+        <w:t>The method used last, for example email or Google, is remembered by the screen itself and is never sent to the server; no cross-device synchronization is provided.</w:t>
       </w:r>
     </w:p>
     <w:p>
@@ -263,12 +263,12 @@
     </w:p>
     <w:p>
       <w:r>
-        <w:t>Header Authorization phải có và bắt đầu bằng 'Bearer ' — nếu không, trả 401 INVALID_CREDENTIALS ngay tại controller (response.setStatus, không qua exception handler chuẩn).</w:t>
+        <w:t>Missing or malformed access token → 401 INVALID_CREDENTIALS.</w:t>
       </w:r>
     </w:p>
     <w:p>
       <w:r>
-        <w:t>Access token hết hạn/sai chữ ký KHÔNG bị coi là lỗi validation ở bước logout (khác các API khác dùng requireUserId()) — vẫn trả 200.</w:t>
+        <w:t>Any unusable token during sign-out → reported as success.</w:t>
       </w:r>
     </w:p>
     <w:p>
@@ -287,37 +287,27 @@
     </w:p>
     <w:p>
       <w:r>
-        <w:t>1. User bấm Sign Out trên FE.</w:t>
+        <w:t>1. The user activates Sign Out.</w:t>
       </w:r>
     </w:p>
     <w:p>
       <w:r>
-        <w:t>2. FE gọi POST /api/v1/auth/logout kèm Bearer access token và cookie refreshToken.</w:t>
+        <w:t>2. The system checks the access token and identifies the account.</w:t>
       </w:r>
     </w:p>
     <w:p>
       <w:r>
-        <w:t>3. BE parse access token lấy userId, blacklist access token vào Redis.</w:t>
+        <w:t>3. The system invalidates the access token and the refresh token, and clears the refresh cookie.</w:t>
       </w:r>
     </w:p>
     <w:p>
       <w:r>
-        <w:t>4. BE blacklist refresh token (nếu có) vào Redis.</w:t>
+        <w:t>4. The system records the sign-out event with the source address and the client description.</w:t>
       </w:r>
     </w:p>
     <w:p>
       <w:r>
-        <w:t>5. BE ghi audit log LOGOUT (userId, action, resourceType=USER, ipAddress, userAgent).</w:t>
-      </w:r>
-    </w:p>
-    <w:p>
-      <w:r>
-        <w:t>6. BE trả 200 kèm Set-Cookie xóa refreshToken (maxAge=0).</w:t>
-      </w:r>
-    </w:p>
-    <w:p>
-      <w:r>
-        <w:t>7. FE xóa access token khỏi bộ nhớ, lưu lastUsedLoginMethod vào localStorage, redirect /login.</w:t>
+        <w:t>5. The system returns success; the screen clears the stored access token, remembers the sign-in method used and returns to /login.</w:t>
       </w:r>
     </w:p>
     <w:p>
@@ -327,17 +317,17 @@
     </w:p>
     <w:p>
       <w:r>
-        <w:t>Thiếu header Authorization hoặc sai prefix 'Bearer ' -&gt; 401 INVALID_CREDENTIALS.</w:t>
+        <w:t>-  Missing or malformed access token → 401 INVALID_CREDENTIALS.</w:t>
       </w:r>
     </w:p>
     <w:p>
       <w:r>
-        <w:t>Access token hết hạn/invalid (nhưng có header) -&gt; JwtException bị bắt và bỏ qua, userId=null, không ghi audit log, vẫn trả 200 (idempotent).</w:t>
+        <w:t>-  Expired or tampered access token → the sign-out still reports success; the identity is unknown, so nothing is recorded and only the refresh token is invalidated.</w:t>
       </w:r>
     </w:p>
     <w:p>
       <w:r>
-        <w:t>Refresh token hết hạn/invalid -&gt; JwtException bị bắt và bỏ qua khi blacklist, không ảnh hưởng response 200.</w:t>
+        <w:t>-  Expired or unusable refresh token → the sign-out still reports success.</w:t>
       </w:r>
     </w:p>
     <w:p>
@@ -357,7 +347,7 @@
         <w:t xml:space="preserve">-  </w:t>
       </w:r>
       <w:r>
-        <w:t>Access token (nếu còn hợp lệ) bị blacklist, không dùng lại được.</w:t>
+        <w:t>The access token and the refresh token are invalid and the refresh cookie is cleared in the browser.</w:t>
       </w:r>
     </w:p>
     <w:p>
@@ -368,7 +358,7 @@
         <w:t xml:space="preserve">-  </w:t>
       </w:r>
       <w:r>
-        <w:t>Refresh token (nếu có và hợp lệ) bị blacklist.</w:t>
+        <w:t>A sign-out event is recorded with the source address and the client description whenever the identity is known.</w:t>
       </w:r>
     </w:p>
     <w:p>
@@ -379,29 +369,7 @@
         <w:t xml:space="preserve">-  </w:t>
       </w:r>
       <w:r>
-        <w:t>Cookie refreshToken bị xóa khỏi trình duyệt.</w:t>
-      </w:r>
-    </w:p>
-    <w:p>
-      <w:pPr>
-        <w:ind w:left="360"/>
-      </w:pPr>
-      <w:r>
-        <w:t xml:space="preserve">-  </w:t>
-      </w:r>
-      <w:r>
-        <w:t>Audit log LOGOUT được ghi nếu xác định được userId, kèm ipAddress + userAgent.</w:t>
-      </w:r>
-    </w:p>
-    <w:p>
-      <w:pPr>
-        <w:ind w:left="360"/>
-      </w:pPr>
-      <w:r>
-        <w:t xml:space="preserve">-  </w:t>
-      </w:r>
-      <w:r>
-        <w:t>FE lưu lastUsedLoginMethod vào local storage và redirect /login.</w:t>
+        <w:t>The screen remembers the sign-in method used, and other devices stay signed in.</w:t>
       </w:r>
     </w:p>
     <w:sectPr>

--- a/docs/feature/authentication/3-2-8-sign-out/spec.docx
+++ b/docs/feature/authentication/3-2-8-sign-out/spec.docx
@@ -120,9 +120,7 @@
       <w:pPr>
         <w:ind w:left="360"/>
       </w:pPr>
-      <w:r>
-        <w:t xml:space="preserve">-  </w:t>
-      </w:r>
+      <w:r/>
       <w:r>
         <w:t>Entry point: Sign Out action in the account menu.</w:t>
       </w:r>
@@ -131,9 +129,7 @@
       <w:pPr>
         <w:ind w:left="360"/>
       </w:pPr>
-      <w:r>
-        <w:t xml:space="preserve">-  </w:t>
-      </w:r>
+      <w:r/>
       <w:r>
         <w:t>The screen returns to /login and highlights the button matching the method used last, for example with a "Used last time" badge.</w:t>
       </w:r>
@@ -343,9 +339,7 @@
       <w:pPr>
         <w:ind w:left="360"/>
       </w:pPr>
-      <w:r>
-        <w:t xml:space="preserve">-  </w:t>
-      </w:r>
+      <w:r/>
       <w:r>
         <w:t>The access token and the refresh token are invalid and the refresh cookie is cleared in the browser.</w:t>
       </w:r>
@@ -354,9 +348,7 @@
       <w:pPr>
         <w:ind w:left="360"/>
       </w:pPr>
-      <w:r>
-        <w:t xml:space="preserve">-  </w:t>
-      </w:r>
+      <w:r/>
       <w:r>
         <w:t>A sign-out event is recorded with the source address and the client description whenever the identity is known.</w:t>
       </w:r>
@@ -365,9 +357,7 @@
       <w:pPr>
         <w:ind w:left="360"/>
       </w:pPr>
-      <w:r>
-        <w:t xml:space="preserve">-  </w:t>
-      </w:r>
+      <w:r/>
       <w:r>
         <w:t>The screen remembers the sign-in method used, and other devices stay signed in.</w:t>
       </w:r>

--- a/docs/feature/authentication/3-2-8-sign-out/spec.docx
+++ b/docs/feature/authentication/3-2-8-sign-out/spec.docx
@@ -188,68 +188,12 @@
     </w:p>
     <w:p>
       <w:r>
-        <w:rPr>
-          <w:b/>
-        </w:rPr>
-        <w:t xml:space="preserve">BR-01: </w:t>
-      </w:r>
-      <w:r>
-        <w:t>A missing or malformed access token → 401 INVALID_CREDENTIALS.</w:t>
+        <w:t>BR-14: Sign-out blacklists both access and refresh token jti values and clears the refresh cookie. A missing or malformed access token → 401 INVALID_CREDENTIALS. An expired or otherwise unusable access token is not an error: the sign-out still reports success; the current access token and the current refresh token are both invalidated, and an unusable token is skipped without failing the request. The sign-out event is recorded only when the access token yields a user identity; otherwise nothing is recorded while success is still reported.</w:t>
       </w:r>
     </w:p>
     <w:p>
       <w:r>
-        <w:rPr>
-          <w:b/>
-        </w:rPr>
-        <w:t xml:space="preserve">BR-02: </w:t>
-      </w:r>
-      <w:r>
-        <w:t>An expired or otherwise unusable access token is not an error: the sign-out still reports success.</w:t>
-      </w:r>
-    </w:p>
-    <w:p>
-      <w:r>
-        <w:rPr>
-          <w:b/>
-        </w:rPr>
-        <w:t xml:space="preserve">BR-03: </w:t>
-      </w:r>
-      <w:r>
-        <w:t>The current access token and the current refresh token are both invalidated; an unusable token is skipped without failing the request.</w:t>
-      </w:r>
-    </w:p>
-    <w:p>
-      <w:r>
-        <w:rPr>
-          <w:b/>
-        </w:rPr>
-        <w:t xml:space="preserve">BR-04: </w:t>
-      </w:r>
-      <w:r>
-        <w:t>The sign-out event is recorded only when the access token yields a user identity; otherwise nothing is recorded while success is still reported.</w:t>
-      </w:r>
-    </w:p>
-    <w:p>
-      <w:r>
-        <w:rPr>
-          <w:b/>
-        </w:rPr>
-        <w:t xml:space="preserve">BR-05: </w:t>
-      </w:r>
-      <w:r>
-        <w:t>A sign-out affects only the device it was performed on; refresh tokens held by other devices stay valid, unlike a password change which invalidates them all.</w:t>
-      </w:r>
-    </w:p>
-    <w:p>
-      <w:r>
-        <w:rPr>
-          <w:b/>
-        </w:rPr>
-        <w:t xml:space="preserve">BR-06: </w:t>
-      </w:r>
-      <w:r>
-        <w:t>The method used last, for example email or Google, is remembered by the screen itself and is never sent to the server; no cross-device synchronization is provided.</w:t>
+        <w:t>BR-05 (extension of the audit/session model): A sign-out affects only the device it was performed on; refresh tokens held by other devices stay valid, unlike a password change which invalidates them all (contrast with BR-12). The method used last, for example email or Google, is remembered by the screen itself and is never sent to the server; no cross-device synchronization is provided.</w:t>
       </w:r>
     </w:p>
     <w:p>
@@ -259,7 +203,16 @@
     </w:p>
     <w:p>
       <w:r>
-        <w:t>Missing or malformed access token → 401 INVALID_CREDENTIALS.</w:t>
+        <w:t xml:space="preserve">Missing or malformed access token → 401 INVALID_CREDENTIALS, toast </w:t>
+      </w:r>
+      <w:r>
+        <w:rPr>
+          <w:b/>
+        </w:rPr>
+        <w:t xml:space="preserve">MSG22</w:t>
+      </w:r>
+      <w:r>
+        <w:t xml:space="preserve">.</w:t>
       </w:r>
     </w:p>
     <w:p>
@@ -303,7 +256,16 @@
     </w:p>
     <w:p>
       <w:r>
-        <w:t>5. The system returns success; the screen clears the stored access token, remembers the sign-in method used and returns to /login.</w:t>
+        <w:t xml:space="preserve">5. The system returns success; the screen clears the stored access token, remembers the sign-in method used and returns to /login; toast </w:t>
+      </w:r>
+      <w:r>
+        <w:rPr>
+          <w:b/>
+        </w:rPr>
+        <w:t xml:space="preserve">MSG23</w:t>
+      </w:r>
+      <w:r>
+        <w:t xml:space="preserve">.</w:t>
       </w:r>
     </w:p>
     <w:p>
@@ -313,17 +275,56 @@
     </w:p>
     <w:p>
       <w:r>
-        <w:t>-  Missing or malformed access token → 401 INVALID_CREDENTIALS.</w:t>
+        <w:t xml:space="preserve">2.a1: Missing or malformed access token (BR-14) → 401 INVALID_CREDENTIALS, toast </w:t>
+      </w:r>
+      <w:r>
+        <w:rPr>
+          <w:b/>
+        </w:rPr>
+        <w:t xml:space="preserve">MSG22</w:t>
+      </w:r>
+      <w:r>
+        <w:t xml:space="preserve">.
+</w:t>
+      </w:r>
+      <w:r>
+        <w:t>2.a2: The screen still clears local state and returns to /login.</w:t>
       </w:r>
     </w:p>
     <w:p>
       <w:r>
-        <w:t>-  Expired or tampered access token → the sign-out still reports success; the identity is unknown, so nothing is recorded and only the refresh token is invalidated.</w:t>
+        <w:t xml:space="preserve">3.a1: Expired or tampered access token (BR-14) → the sign-out still reports success, toast </w:t>
+      </w:r>
+      <w:r>
+        <w:rPr>
+          <w:b/>
+        </w:rPr>
+        <w:t xml:space="preserve">MSG23</w:t>
+      </w:r>
+      <w:r>
+        <w:t xml:space="preserve">; the identity is unknown, so nothing is recorded and only the refresh token is invalidated.
+</w:t>
+      </w:r>
+      <w:r>
+        <w:t>3.a2: The screen clears local state and returns to /login as normal.</w:t>
       </w:r>
     </w:p>
     <w:p>
       <w:r>
-        <w:t>-  Expired or unusable refresh token → the sign-out still reports success.</w:t>
+        <w:t xml:space="preserve">3.b1: Expired or unusable refresh token (BR-14) → the sign-out still reports success, toast </w:t>
+      </w:r>
+      <w:r>
+        <w:rPr>
+          <w:b/>
+        </w:rPr>
+        <w:t xml:space="preserve">MSG23</w:t>
+      </w:r>
+      <w:r>
+        <w:t xml:space="preserve">.
+</w:t>
+      </w:r>
+      <w:r>
+        <w:t>3.b2: The screen clears local state and returns to /login as normal.</w:t>
       </w:r>
     </w:p>
     <w:p>
